--- a/Week-3/Hardware-Identification/Hardware Identification Sheet.docx
+++ b/Week-3/Hardware-Identification/Hardware Identification Sheet.docx
@@ -17,7 +17,7 @@
           <w:szCs w:val="30"/>
         </w:rPr>
       </w:pPr>
-      <w:bookmarkStart w:colFirst="0" w:colLast="0" w:name="_168vicvw119k" w:id="0"/>
+      <w:bookmarkStart w:colFirst="0" w:colLast="0" w:name="_heading=h.a9vhuaanhmje" w:id="0"/>
       <w:bookmarkEnd w:id="0"/>
       <w:r>
         <w:rPr>
@@ -58,7 +58,26 @@
           <w:szCs w:val="24"/>
           <w:rtl w:val="0"/>
         </w:rPr>
-        <w:t xml:space="preserve"> ________________________</w:t>
+        <w:t xml:space="preserve"> _______</w:t>
+      </w:r>
+      <w:r>
+        <w:rPr>
+          <w:rFonts w:ascii="Century Gothic" w:cs="Century Gothic" w:eastAsia="Century Gothic" w:hAnsi="Century Gothic"/>
+          <w:sz w:val="24"/>
+          <w:szCs w:val="24"/>
+          <w:u w:val="single"/>
+          <w:rtl w:val="0"/>
+        </w:rPr>
+        <w:t xml:space="preserve">Arin Tang</w:t>
+      </w:r>
+      <w:r>
+        <w:rPr>
+          <w:rFonts w:ascii="Century Gothic" w:cs="Century Gothic" w:eastAsia="Century Gothic" w:hAnsi="Century Gothic"/>
+          <w:sz w:val="24"/>
+          <w:szCs w:val="24"/>
+          <w:rtl w:val="0"/>
+        </w:rPr>
+        <w:t xml:space="preserve">________</w:t>
       </w:r>
     </w:p>
     <w:p>
@@ -88,7 +107,26 @@
           <w:szCs w:val="24"/>
           <w:rtl w:val="0"/>
         </w:rPr>
-        <w:t xml:space="preserve"> ________________________</w:t>
+        <w:t xml:space="preserve"> _____</w:t>
+      </w:r>
+      <w:r>
+        <w:rPr>
+          <w:rFonts w:ascii="Century Gothic" w:cs="Century Gothic" w:eastAsia="Century Gothic" w:hAnsi="Century Gothic"/>
+          <w:sz w:val="24"/>
+          <w:szCs w:val="24"/>
+          <w:u w:val="single"/>
+          <w:rtl w:val="0"/>
+        </w:rPr>
+        <w:t xml:space="preserve">10/21/26</w:t>
+      </w:r>
+      <w:r>
+        <w:rPr>
+          <w:rFonts w:ascii="Century Gothic" w:cs="Century Gothic" w:eastAsia="Century Gothic" w:hAnsi="Century Gothic"/>
+          <w:sz w:val="24"/>
+          <w:szCs w:val="24"/>
+          <w:rtl w:val="0"/>
+        </w:rPr>
+        <w:t xml:space="preserve">______</w:t>
       </w:r>
     </w:p>
     <w:p>
@@ -105,7 +143,7 @@
           <w:szCs w:val="24"/>
         </w:rPr>
       </w:pPr>
-      <w:bookmarkStart w:colFirst="0" w:colLast="0" w:name="_rfm1aihoc2zv" w:id="1"/>
+      <w:bookmarkStart w:colFirst="0" w:colLast="0" w:name="_heading=h.vmsabtpc1euy" w:id="1"/>
       <w:bookmarkEnd w:id="1"/>
       <w:r>
         <w:rPr>
@@ -328,8 +366,12 @@
             </w:pPr>
             <w:r>
               <w:rPr>
-                <w:rtl w:val="0"/>
-              </w:rPr>
+                <w:rFonts w:ascii="Century Gothic" w:cs="Century Gothic" w:eastAsia="Century Gothic" w:hAnsi="Century Gothic"/>
+                <w:sz w:val="24"/>
+                <w:szCs w:val="24"/>
+                <w:rtl w:val="0"/>
+              </w:rPr>
+              <w:t xml:space="preserve">Custom Build</w:t>
             </w:r>
           </w:p>
         </w:tc>
@@ -403,8 +445,12 @@
             </w:pPr>
             <w:r>
               <w:rPr>
-                <w:rtl w:val="0"/>
-              </w:rPr>
+                <w:rFonts w:ascii="Century Gothic" w:cs="Century Gothic" w:eastAsia="Century Gothic" w:hAnsi="Century Gothic"/>
+                <w:sz w:val="24"/>
+                <w:szCs w:val="24"/>
+                <w:rtl w:val="0"/>
+              </w:rPr>
+              <w:t xml:space="preserve">Custom Build</w:t>
             </w:r>
           </w:p>
         </w:tc>
@@ -478,8 +524,12 @@
             </w:pPr>
             <w:r>
               <w:rPr>
-                <w:rtl w:val="0"/>
-              </w:rPr>
+                <w:rFonts w:ascii="Century Gothic" w:cs="Century Gothic" w:eastAsia="Century Gothic" w:hAnsi="Century Gothic"/>
+                <w:sz w:val="24"/>
+                <w:szCs w:val="24"/>
+                <w:rtl w:val="0"/>
+              </w:rPr>
+              <w:t xml:space="preserve">Windows 11 Pro</w:t>
             </w:r>
           </w:p>
         </w:tc>
@@ -553,8 +603,12 @@
             </w:pPr>
             <w:r>
               <w:rPr>
-                <w:rtl w:val="0"/>
-              </w:rPr>
+                <w:rFonts w:ascii="Century Gothic" w:cs="Century Gothic" w:eastAsia="Century Gothic" w:hAnsi="Century Gothic"/>
+                <w:sz w:val="24"/>
+                <w:szCs w:val="24"/>
+                <w:rtl w:val="0"/>
+              </w:rPr>
+              <w:t xml:space="preserve">AMD Ryzen 7 7700X</w:t>
             </w:r>
           </w:p>
         </w:tc>
@@ -628,8 +682,12 @@
             </w:pPr>
             <w:r>
               <w:rPr>
-                <w:rtl w:val="0"/>
-              </w:rPr>
+                <w:rFonts w:ascii="Century Gothic" w:cs="Century Gothic" w:eastAsia="Century Gothic" w:hAnsi="Century Gothic"/>
+                <w:sz w:val="24"/>
+                <w:szCs w:val="24"/>
+                <w:rtl w:val="0"/>
+              </w:rPr>
+              <w:t xml:space="preserve">32.0 GB DDR5</w:t>
             </w:r>
           </w:p>
         </w:tc>
@@ -703,8 +761,12 @@
             </w:pPr>
             <w:r>
               <w:rPr>
-                <w:rtl w:val="0"/>
-              </w:rPr>
+                <w:rFonts w:ascii="Century Gothic" w:cs="Century Gothic" w:eastAsia="Century Gothic" w:hAnsi="Century Gothic"/>
+                <w:sz w:val="24"/>
+                <w:szCs w:val="24"/>
+                <w:rtl w:val="0"/>
+              </w:rPr>
+              <w:t xml:space="preserve">Samsung SSD 990 PRO</w:t>
             </w:r>
           </w:p>
         </w:tc>
@@ -778,8 +840,12 @@
             </w:pPr>
             <w:r>
               <w:rPr>
-                <w:rtl w:val="0"/>
-              </w:rPr>
+                <w:rFonts w:ascii="Century Gothic" w:cs="Century Gothic" w:eastAsia="Century Gothic" w:hAnsi="Century Gothic"/>
+                <w:sz w:val="24"/>
+                <w:szCs w:val="24"/>
+                <w:rtl w:val="0"/>
+              </w:rPr>
+              <w:t xml:space="preserve">2TB</w:t>
             </w:r>
           </w:p>
         </w:tc>
@@ -853,8 +919,12 @@
             </w:pPr>
             <w:r>
               <w:rPr>
-                <w:rtl w:val="0"/>
-              </w:rPr>
+                <w:rFonts w:ascii="Century Gothic" w:cs="Century Gothic" w:eastAsia="Century Gothic" w:hAnsi="Century Gothic"/>
+                <w:sz w:val="24"/>
+                <w:szCs w:val="24"/>
+                <w:rtl w:val="0"/>
+              </w:rPr>
+              <w:t xml:space="preserve">RZ616 Wi-Fi 6E 160MHz</w:t>
             </w:r>
           </w:p>
         </w:tc>
@@ -928,8 +998,12 @@
             </w:pPr>
             <w:r>
               <w:rPr>
-                <w:rtl w:val="0"/>
-              </w:rPr>
+                <w:rFonts w:ascii="Century Gothic" w:cs="Century Gothic" w:eastAsia="Century Gothic" w:hAnsi="Century Gothic"/>
+                <w:sz w:val="24"/>
+                <w:szCs w:val="24"/>
+                <w:rtl w:val="0"/>
+              </w:rPr>
+              <w:t xml:space="preserve">MSI G271</w:t>
             </w:r>
           </w:p>
         </w:tc>
@@ -1003,8 +1077,12 @@
             </w:pPr>
             <w:r>
               <w:rPr>
-                <w:rtl w:val="0"/>
-              </w:rPr>
+                <w:rFonts w:ascii="Century Gothic" w:cs="Century Gothic" w:eastAsia="Century Gothic" w:hAnsi="Century Gothic"/>
+                <w:sz w:val="24"/>
+                <w:szCs w:val="24"/>
+                <w:rtl w:val="0"/>
+              </w:rPr>
+              <w:t xml:space="preserve">Wooting 60HE+</w:t>
             </w:r>
           </w:p>
         </w:tc>
@@ -1078,8 +1156,12 @@
             </w:pPr>
             <w:r>
               <w:rPr>
-                <w:rtl w:val="0"/>
-              </w:rPr>
+                <w:rFonts w:ascii="Century Gothic" w:cs="Century Gothic" w:eastAsia="Century Gothic" w:hAnsi="Century Gothic"/>
+                <w:sz w:val="24"/>
+                <w:szCs w:val="24"/>
+                <w:rtl w:val="0"/>
+              </w:rPr>
+              <w:t xml:space="preserve">Pulsar X2V2 Mini</w:t>
             </w:r>
           </w:p>
         </w:tc>
@@ -1100,7 +1182,7 @@
           <w:szCs w:val="24"/>
         </w:rPr>
       </w:pPr>
-      <w:bookmarkStart w:colFirst="0" w:colLast="0" w:name="_hqlfcynsqbch" w:id="2"/>
+      <w:bookmarkStart w:colFirst="0" w:colLast="0" w:name="_heading=h.u455m6n2mmlb" w:id="2"/>
       <w:bookmarkEnd w:id="2"/>
       <w:r>
         <w:rPr>
@@ -1114,6 +1196,7 @@
         <w:keepNext w:val="0"/>
         <w:keepLines w:val="0"/>
         <w:spacing w:before="280" w:line="240" w:lineRule="auto"/>
+        <w:ind w:left="720" w:firstLine="0"/>
         <w:rPr>
           <w:rFonts w:ascii="Century Gothic" w:cs="Century Gothic" w:eastAsia="Century Gothic" w:hAnsi="Century Gothic"/>
           <w:b w:val="1"/>
@@ -1123,7 +1206,7 @@
           <w:szCs w:val="24"/>
         </w:rPr>
       </w:pPr>
-      <w:bookmarkStart w:colFirst="0" w:colLast="0" w:name="_imktkp1z19lc" w:id="3"/>
+      <w:bookmarkStart w:colFirst="0" w:colLast="0" w:name="_heading=h.j4cwg77c6eu2" w:id="3"/>
       <w:bookmarkEnd w:id="3"/>
       <w:r>
         <w:rPr>
@@ -1146,7 +1229,7 @@
           <w:szCs w:val="24"/>
         </w:rPr>
       </w:pPr>
-      <w:bookmarkStart w:colFirst="0" w:colLast="0" w:name="_vx1axced87nv" w:id="4"/>
+      <w:bookmarkStart w:colFirst="0" w:colLast="0" w:name="_heading=h.vb1xjeogz65b" w:id="4"/>
       <w:bookmarkEnd w:id="4"/>
       <w:r>
         <w:rPr>
@@ -1169,7 +1252,7 @@
           <w:szCs w:val="24"/>
         </w:rPr>
       </w:pPr>
-      <w:bookmarkStart w:colFirst="0" w:colLast="0" w:name="_viish2x853e1" w:id="5"/>
+      <w:bookmarkStart w:colFirst="0" w:colLast="0" w:name="_heading=h.h9hmyep4s5f" w:id="5"/>
       <w:bookmarkEnd w:id="5"/>
       <w:r>
         <w:rPr>
@@ -1215,11 +1298,22 @@
       <w:r>
         <w:rPr>
           <w:rFonts w:ascii="Century Gothic" w:cs="Century Gothic" w:eastAsia="Century Gothic" w:hAnsi="Century Gothic"/>
-          <w:sz w:val="24"/>
-          <w:szCs w:val="24"/>
-          <w:rtl w:val="0"/>
-        </w:rPr>
-        <w:t xml:space="preserve">☐ USB-A</w:t>
+          <w:b w:val="1"/>
+          <w:bCs w:val="1"/>
+          <w:sz w:val="24"/>
+          <w:szCs w:val="24"/>
+          <w:rtl w:val="0"/>
+        </w:rPr>
+        <w:t xml:space="preserve">☑</w:t>
+      </w:r>
+      <w:r>
+        <w:rPr>
+          <w:rFonts w:ascii="Century Gothic" w:cs="Century Gothic" w:eastAsia="Century Gothic" w:hAnsi="Century Gothic"/>
+          <w:sz w:val="24"/>
+          <w:szCs w:val="24"/>
+          <w:rtl w:val="0"/>
+        </w:rPr>
+        <w:t xml:space="preserve"> USB-A</w:t>
       </w:r>
     </w:p>
     <w:p>
@@ -1234,11 +1328,22 @@
       <w:r>
         <w:rPr>
           <w:rFonts w:ascii="Century Gothic" w:cs="Century Gothic" w:eastAsia="Century Gothic" w:hAnsi="Century Gothic"/>
-          <w:sz w:val="24"/>
-          <w:szCs w:val="24"/>
-          <w:rtl w:val="0"/>
-        </w:rPr>
-        <w:t xml:space="preserve">☐ USB-C</w:t>
+          <w:b w:val="1"/>
+          <w:bCs w:val="1"/>
+          <w:sz w:val="24"/>
+          <w:szCs w:val="24"/>
+          <w:rtl w:val="0"/>
+        </w:rPr>
+        <w:t xml:space="preserve">☑</w:t>
+      </w:r>
+      <w:r>
+        <w:rPr>
+          <w:rFonts w:ascii="Century Gothic" w:cs="Century Gothic" w:eastAsia="Century Gothic" w:hAnsi="Century Gothic"/>
+          <w:sz w:val="24"/>
+          <w:szCs w:val="24"/>
+          <w:rtl w:val="0"/>
+        </w:rPr>
+        <w:t xml:space="preserve"> USB-C</w:t>
       </w:r>
     </w:p>
     <w:p>
@@ -1253,11 +1358,22 @@
       <w:r>
         <w:rPr>
           <w:rFonts w:ascii="Century Gothic" w:cs="Century Gothic" w:eastAsia="Century Gothic" w:hAnsi="Century Gothic"/>
-          <w:sz w:val="24"/>
-          <w:szCs w:val="24"/>
-          <w:rtl w:val="0"/>
-        </w:rPr>
-        <w:t xml:space="preserve">☐ HDMI</w:t>
+          <w:b w:val="1"/>
+          <w:bCs w:val="1"/>
+          <w:sz w:val="24"/>
+          <w:szCs w:val="24"/>
+          <w:rtl w:val="0"/>
+        </w:rPr>
+        <w:t xml:space="preserve">☑</w:t>
+      </w:r>
+      <w:r>
+        <w:rPr>
+          <w:rFonts w:ascii="Century Gothic" w:cs="Century Gothic" w:eastAsia="Century Gothic" w:hAnsi="Century Gothic"/>
+          <w:sz w:val="24"/>
+          <w:szCs w:val="24"/>
+          <w:rtl w:val="0"/>
+        </w:rPr>
+        <w:t xml:space="preserve"> HDMI</w:t>
       </w:r>
     </w:p>
     <w:p>
@@ -1272,11 +1388,22 @@
       <w:r>
         <w:rPr>
           <w:rFonts w:ascii="Century Gothic" w:cs="Century Gothic" w:eastAsia="Century Gothic" w:hAnsi="Century Gothic"/>
-          <w:sz w:val="24"/>
-          <w:szCs w:val="24"/>
-          <w:rtl w:val="0"/>
-        </w:rPr>
-        <w:t xml:space="preserve">☐ DisplayPort</w:t>
+          <w:b w:val="1"/>
+          <w:bCs w:val="1"/>
+          <w:sz w:val="24"/>
+          <w:szCs w:val="24"/>
+          <w:rtl w:val="0"/>
+        </w:rPr>
+        <w:t xml:space="preserve">☑</w:t>
+      </w:r>
+      <w:r>
+        <w:rPr>
+          <w:rFonts w:ascii="Century Gothic" w:cs="Century Gothic" w:eastAsia="Century Gothic" w:hAnsi="Century Gothic"/>
+          <w:sz w:val="24"/>
+          <w:szCs w:val="24"/>
+          <w:rtl w:val="0"/>
+        </w:rPr>
+        <w:t xml:space="preserve"> DisplayPort</w:t>
       </w:r>
     </w:p>
     <w:p>
@@ -1310,11 +1437,22 @@
       <w:r>
         <w:rPr>
           <w:rFonts w:ascii="Century Gothic" w:cs="Century Gothic" w:eastAsia="Century Gothic" w:hAnsi="Century Gothic"/>
-          <w:sz w:val="24"/>
-          <w:szCs w:val="24"/>
-          <w:rtl w:val="0"/>
-        </w:rPr>
-        <w:t xml:space="preserve">☐ Ethernet</w:t>
+          <w:b w:val="1"/>
+          <w:bCs w:val="1"/>
+          <w:sz w:val="24"/>
+          <w:szCs w:val="24"/>
+          <w:rtl w:val="0"/>
+        </w:rPr>
+        <w:t xml:space="preserve">☑</w:t>
+      </w:r>
+      <w:r>
+        <w:rPr>
+          <w:rFonts w:ascii="Century Gothic" w:cs="Century Gothic" w:eastAsia="Century Gothic" w:hAnsi="Century Gothic"/>
+          <w:sz w:val="24"/>
+          <w:szCs w:val="24"/>
+          <w:rtl w:val="0"/>
+        </w:rPr>
+        <w:t xml:space="preserve"> Ethernet</w:t>
       </w:r>
     </w:p>
     <w:p>
@@ -1329,11 +1467,22 @@
       <w:r>
         <w:rPr>
           <w:rFonts w:ascii="Century Gothic" w:cs="Century Gothic" w:eastAsia="Century Gothic" w:hAnsi="Century Gothic"/>
-          <w:sz w:val="24"/>
-          <w:szCs w:val="24"/>
-          <w:rtl w:val="0"/>
-        </w:rPr>
-        <w:t xml:space="preserve">☐ Audio Jack</w:t>
+          <w:b w:val="1"/>
+          <w:bCs w:val="1"/>
+          <w:sz w:val="24"/>
+          <w:szCs w:val="24"/>
+          <w:rtl w:val="0"/>
+        </w:rPr>
+        <w:t xml:space="preserve">☑</w:t>
+      </w:r>
+      <w:r>
+        <w:rPr>
+          <w:rFonts w:ascii="Century Gothic" w:cs="Century Gothic" w:eastAsia="Century Gothic" w:hAnsi="Century Gothic"/>
+          <w:sz w:val="24"/>
+          <w:szCs w:val="24"/>
+          <w:rtl w:val="0"/>
+        </w:rPr>
+        <w:t xml:space="preserve"> Audio Jack</w:t>
       </w:r>
     </w:p>
     <w:p>
@@ -1370,7 +1519,7 @@
           <w:szCs w:val="24"/>
         </w:rPr>
       </w:pPr>
-      <w:bookmarkStart w:colFirst="0" w:colLast="0" w:name="_psvsxfvtv5cp" w:id="6"/>
+      <w:bookmarkStart w:colFirst="0" w:colLast="0" w:name="_heading=h.ork6be5vusi6" w:id="6"/>
       <w:bookmarkEnd w:id="6"/>
       <w:r>
         <w:rPr>
@@ -1417,6 +1566,56 @@
         <w:rPr>
           <w:rtl w:val="0"/>
         </w:rPr>
+      </w:r>
+    </w:p>
+    <w:p>
+      <w:pPr>
+        <w:numPr>
+          <w:ilvl w:val="0"/>
+          <w:numId w:val="1"/>
+        </w:numPr>
+        <w:spacing w:line="276" w:lineRule="auto"/>
+        <w:ind w:left="720" w:hanging="360"/>
+        <w:rPr>
+          <w:rFonts w:ascii="Century Gothic" w:cs="Century Gothic" w:eastAsia="Century Gothic" w:hAnsi="Century Gothic"/>
+          <w:sz w:val="24"/>
+          <w:szCs w:val="24"/>
+          <w:u w:val="none"/>
+        </w:rPr>
+      </w:pPr>
+      <w:r>
+        <w:rPr>
+          <w:rFonts w:ascii="Century Gothic" w:cs="Century Gothic" w:eastAsia="Century Gothic" w:hAnsi="Century Gothic"/>
+          <w:sz w:val="24"/>
+          <w:szCs w:val="24"/>
+          <w:rtl w:val="0"/>
+        </w:rPr>
+        <w:t xml:space="preserve">Logitech G535 Wireless Headset</w:t>
+      </w:r>
+    </w:p>
+    <w:p>
+      <w:pPr>
+        <w:numPr>
+          <w:ilvl w:val="0"/>
+          <w:numId w:val="1"/>
+        </w:numPr>
+        <w:spacing w:line="276" w:lineRule="auto"/>
+        <w:ind w:left="720" w:hanging="360"/>
+        <w:rPr>
+          <w:rFonts w:ascii="Century Gothic" w:cs="Century Gothic" w:eastAsia="Century Gothic" w:hAnsi="Century Gothic"/>
+          <w:sz w:val="24"/>
+          <w:szCs w:val="24"/>
+          <w:u w:val="none"/>
+        </w:rPr>
+      </w:pPr>
+      <w:r>
+        <w:rPr>
+          <w:rFonts w:ascii="Century Gothic" w:cs="Century Gothic" w:eastAsia="Century Gothic" w:hAnsi="Century Gothic"/>
+          <w:sz w:val="24"/>
+          <w:szCs w:val="24"/>
+          <w:rtl w:val="0"/>
+        </w:rPr>
+        <w:t xml:space="preserve">Shure SM7B Dynamic Vocal Microphone</w:t>
       </w:r>
     </w:p>
     <w:sectPr>
@@ -1429,7 +1628,121 @@
 </file>
 
 <file path=word/numbering.xml><?xml version="1.0" encoding="utf-8"?>
-<w:numbering xmlns:mc="http://schemas.openxmlformats.org/markup-compatibility/2006" xmlns:o="urn:schemas-microsoft-com:office:office" xmlns:r="http://schemas.openxmlformats.org/officeDocument/2006/relationships" xmlns:m="http://schemas.openxmlformats.org/officeDocument/2006/math" xmlns:v="urn:schemas-microsoft-com:vml" xmlns:wp="http://schemas.openxmlformats.org/drawingml/2006/wordprocessingDrawing" xmlns:w10="urn:schemas-microsoft-com:office:word" xmlns:w="http://schemas.openxmlformats.org/wordprocessingml/2006/main" xmlns:wne="http://schemas.microsoft.com/office/word/2006/wordml" xmlns:sl="http://schemas.openxmlformats.org/schemaLibrary/2006/main" xmlns:a="http://schemas.openxmlformats.org/drawingml/2006/main" xmlns:pic="http://schemas.openxmlformats.org/drawingml/2006/picture" xmlns:c="http://schemas.openxmlformats.org/drawingml/2006/chart" xmlns:lc="http://schemas.openxmlformats.org/drawingml/2006/lockedCanvas" xmlns:dgm="http://schemas.openxmlformats.org/drawingml/2006/diagram" xmlns:wps="http://schemas.microsoft.com/office/word/2010/wordprocessingShape" xmlns:wpg="http://schemas.microsoft.com/office/word/2010/wordprocessingGroup" xmlns:w14="http://schemas.microsoft.com/office/word/2010/wordml" xmlns:w15="http://schemas.microsoft.com/office/word/2012/wordml" xmlns:w16="http://schemas.microsoft.com/office/word/2018/wordml" xmlns:w16cex="http://schemas.microsoft.com/office/word/2018/wordml/cex" xmlns:w16cid="http://schemas.microsoft.com/office/word/2016/wordml/cid" xmlns="http://schemas.microsoft.com/office/tasks/2019/documenttasks" xmlns:cr="http://schemas.microsoft.com/office/comments/2020/reactions"/>
+<w:numbering xmlns:mc="http://schemas.openxmlformats.org/markup-compatibility/2006" xmlns:o="urn:schemas-microsoft-com:office:office" xmlns:r="http://schemas.openxmlformats.org/officeDocument/2006/relationships" xmlns:m="http://schemas.openxmlformats.org/officeDocument/2006/math" xmlns:v="urn:schemas-microsoft-com:vml" xmlns:wp="http://schemas.openxmlformats.org/drawingml/2006/wordprocessingDrawing" xmlns:w10="urn:schemas-microsoft-com:office:word" xmlns:w="http://schemas.openxmlformats.org/wordprocessingml/2006/main" xmlns:wne="http://schemas.microsoft.com/office/word/2006/wordml" xmlns:sl="http://schemas.openxmlformats.org/schemaLibrary/2006/main" xmlns:a="http://schemas.openxmlformats.org/drawingml/2006/main" xmlns:pic="http://schemas.openxmlformats.org/drawingml/2006/picture" xmlns:c="http://schemas.openxmlformats.org/drawingml/2006/chart" xmlns:lc="http://schemas.openxmlformats.org/drawingml/2006/lockedCanvas" xmlns:dgm="http://schemas.openxmlformats.org/drawingml/2006/diagram" xmlns:wps="http://schemas.microsoft.com/office/word/2010/wordprocessingShape" xmlns:wpg="http://schemas.microsoft.com/office/word/2010/wordprocessingGroup" xmlns:w14="http://schemas.microsoft.com/office/word/2010/wordml" xmlns:w15="http://schemas.microsoft.com/office/word/2012/wordml" xmlns:w16="http://schemas.microsoft.com/office/word/2018/wordml" xmlns:w16cex="http://schemas.microsoft.com/office/word/2018/wordml/cex" xmlns:w16cid="http://schemas.microsoft.com/office/word/2016/wordml/cid" xmlns="http://schemas.microsoft.com/office/tasks/2019/documenttasks" xmlns:cr="http://schemas.microsoft.com/office/comments/2020/reactions">
+  <w:abstractNum w:abstractNumId="1">
+    <w:lvl w:ilvl="0">
+      <w:start w:val="1"/>
+      <w:numFmt w:val="bullet"/>
+      <w:lvlText w:val="●"/>
+      <w:lvlJc w:val="left"/>
+      <w:pPr>
+        <w:ind w:left="720" w:hanging="360"/>
+      </w:pPr>
+      <w:rPr>
+        <w:u w:val="none"/>
+      </w:rPr>
+    </w:lvl>
+    <w:lvl w:ilvl="1">
+      <w:start w:val="1"/>
+      <w:numFmt w:val="bullet"/>
+      <w:lvlText w:val="○"/>
+      <w:lvlJc w:val="left"/>
+      <w:pPr>
+        <w:ind w:left="1440" w:hanging="360"/>
+      </w:pPr>
+      <w:rPr>
+        <w:u w:val="none"/>
+      </w:rPr>
+    </w:lvl>
+    <w:lvl w:ilvl="2">
+      <w:start w:val="1"/>
+      <w:numFmt w:val="bullet"/>
+      <w:lvlText w:val="■"/>
+      <w:lvlJc w:val="left"/>
+      <w:pPr>
+        <w:ind w:left="2160" w:hanging="360"/>
+      </w:pPr>
+      <w:rPr>
+        <w:u w:val="none"/>
+      </w:rPr>
+    </w:lvl>
+    <w:lvl w:ilvl="3">
+      <w:start w:val="1"/>
+      <w:numFmt w:val="bullet"/>
+      <w:lvlText w:val="●"/>
+      <w:lvlJc w:val="left"/>
+      <w:pPr>
+        <w:ind w:left="2880" w:hanging="360"/>
+      </w:pPr>
+      <w:rPr>
+        <w:u w:val="none"/>
+      </w:rPr>
+    </w:lvl>
+    <w:lvl w:ilvl="4">
+      <w:start w:val="1"/>
+      <w:numFmt w:val="bullet"/>
+      <w:lvlText w:val="○"/>
+      <w:lvlJc w:val="left"/>
+      <w:pPr>
+        <w:ind w:left="3600" w:hanging="360"/>
+      </w:pPr>
+      <w:rPr>
+        <w:u w:val="none"/>
+      </w:rPr>
+    </w:lvl>
+    <w:lvl w:ilvl="5">
+      <w:start w:val="1"/>
+      <w:numFmt w:val="bullet"/>
+      <w:lvlText w:val="■"/>
+      <w:lvlJc w:val="left"/>
+      <w:pPr>
+        <w:ind w:left="4320" w:hanging="360"/>
+      </w:pPr>
+      <w:rPr>
+        <w:u w:val="none"/>
+      </w:rPr>
+    </w:lvl>
+    <w:lvl w:ilvl="6">
+      <w:start w:val="1"/>
+      <w:numFmt w:val="bullet"/>
+      <w:lvlText w:val="●"/>
+      <w:lvlJc w:val="left"/>
+      <w:pPr>
+        <w:ind w:left="5040" w:hanging="360"/>
+      </w:pPr>
+      <w:rPr>
+        <w:u w:val="none"/>
+      </w:rPr>
+    </w:lvl>
+    <w:lvl w:ilvl="7">
+      <w:start w:val="1"/>
+      <w:numFmt w:val="bullet"/>
+      <w:lvlText w:val="○"/>
+      <w:lvlJc w:val="left"/>
+      <w:pPr>
+        <w:ind w:left="5760" w:hanging="360"/>
+      </w:pPr>
+      <w:rPr>
+        <w:u w:val="none"/>
+      </w:rPr>
+    </w:lvl>
+    <w:lvl w:ilvl="8">
+      <w:start w:val="1"/>
+      <w:numFmt w:val="bullet"/>
+      <w:lvlText w:val="■"/>
+      <w:lvlJc w:val="left"/>
+      <w:pPr>
+        <w:ind w:left="6480" w:hanging="360"/>
+      </w:pPr>
+      <w:rPr>
+        <w:u w:val="none"/>
+      </w:rPr>
+    </w:lvl>
+  </w:abstractNum>
+  <w:num w:numId="1">
+    <w:abstractNumId w:val="1"/>
+  </w:num>
+</w:numbering>
 </file>
 
 <file path=word/styles.xml><?xml version="1.0" encoding="utf-8"?>
@@ -1578,6 +1891,28 @@
       <w:szCs w:val="52"/>
     </w:rPr>
   </w:style>
+  <w:style w:type="table" w:styleId="TableNormal" w:default="1">
+    <w:name w:val="TableNormal"/>
+    <w:tblPr>
+      <w:tblCellMar>
+        <w:top w:w="100.0" w:type="dxa"/>
+        <w:left w:w="100.0" w:type="dxa"/>
+        <w:bottom w:w="100.0" w:type="dxa"/>
+        <w:right w:w="100.0" w:type="dxa"/>
+      </w:tblCellMar>
+    </w:tblPr>
+  </w:style>
+  <w:style w:type="paragraph" w:styleId="Normal" w:default="1">
+    <w:name w:val="normal"/>
+  </w:style>
+  <w:style w:type="table" w:styleId="Table1">
+    <w:basedOn w:val="TableNormal"/>
+    <w:tblPr>
+      <w:tblStyleRowBandSize w:val="1"/>
+      <w:tblStyleColBandSize w:val="1"/>
+      <w:tblCellMar/>
+    </w:tblPr>
+  </w:style>
   <w:style w:type="paragraph" w:styleId="Subtitle">
     <w:name w:val="Subtitle"/>
     <w:basedOn w:val="Normal"/>
@@ -1602,7 +1937,12 @@
     <w:tblPr>
       <w:tblStyleRowBandSize w:val="1"/>
       <w:tblStyleColBandSize w:val="1"/>
-      <w:tblCellMar/>
+      <w:tblCellMar>
+        <w:top w:w="100.0" w:type="dxa"/>
+        <w:left w:w="100.0" w:type="dxa"/>
+        <w:bottom w:w="100.0" w:type="dxa"/>
+        <w:right w:w="100.0" w:type="dxa"/>
+      </w:tblCellMar>
     </w:tblPr>
   </w:style>
 </w:styles>
@@ -1926,4 +2266,19 @@
   </a:objectDefaults>
   <a:extraClrSchemeLst/>
 </a:theme>
+</file>
+
+<file path=customXML/item1.xml><?xml version="1.0" encoding="utf-8"?>
+<go:gDocsCustomXmlDataStorage xmlns:go="http://customooxmlschemas.google.com/" xmlns:r="http://schemas.openxmlformats.org/officeDocument/2006/relationships" uri="GoogleDocsCustomDataVersion2">
+  <go:docsCustomData xmlns:go="http://customooxmlschemas.google.com/" roundtripDataSignature="AMtx7mhogY/0rb7BUg1h+44kUsp0xjZEbw==">CgMxLjAyDmguYTl2aHVhYW5obWplMg5oLnZtc2FidHBjMWV1eTIOaC51NDU1bTZuMm1tbGIyDmguajRjd2c3N2M2ZXUyMg5oLnZiMXhqZW9nejY1YjINaC5oOWhteWVwNHM1ZjIOaC5vcms2YmU1dnVzaTY4AHIhMVJFR3MxaWhEQXY0SHIwczJkTzRCMmY1RVp1LWVVOUpE</go:docsCustomData>
+</go:gDocsCustomXmlDataStorage>
+</file>
+
+<file path=customXML/itemProps1.xml><?xml version="1.0" encoding="utf-8"?>
+<ds:datastoreItem xmlns:ds="http://schemas.openxmlformats.org/officeDocument/2006/customXml" ds:itemID="{11111111-1234-1234-1234-123412341234}">
+  <ds:schemaRefs>
+    <ds:schemaRef ds:uri="http://schemas.openxmlformats.org/officeDocument/2006/relationships"/>
+    <ds:schemaRef ds:uri="http://customooxmlschemas.google.com/"/>
+  </ds:schemaRefs>
+</ds:datastoreItem>
 </file>